--- a/BE-Opdracht-5-docs/Testplan.docx
+++ b/BE-Opdracht-5-docs/Testplan.docx
@@ -325,7 +325,23 @@
           <w:szCs w:val="24"/>
           <w:lang w:val="nl-NL"/>
         </w:rPr>
-        <w:t xml:space="preserve"> 25-1-2026</w:t>
+        <w:t xml:space="preserve"> </w:t>
+      </w:r>
+      <w:r>
+        <w:rPr>
+          <w:sz w:val="24"/>
+          <w:szCs w:val="24"/>
+          <w:lang w:val="nl-NL"/>
+        </w:rPr>
+        <w:t>15-3</w:t>
+      </w:r>
+      <w:r>
+        <w:rPr>
+          <w:sz w:val="24"/>
+          <w:szCs w:val="24"/>
+          <w:lang w:val="nl-NL"/>
+        </w:rPr>
+        <w:t>-2026</w:t>
       </w:r>
     </w:p>
     <w:p>
@@ -502,7 +518,10 @@
           </w:tcPr>
           <w:p>
             <w:r>
-              <w:t>25-1-2026</w:t>
+              <w:t>15-3</w:t>
+            </w:r>
+            <w:r>
+              <w:t>-2026</w:t>
             </w:r>
           </w:p>
         </w:tc>
@@ -3357,7 +3376,16 @@
           <w:szCs w:val="28"/>
           <w:lang w:val="nl-NL"/>
         </w:rPr>
-        <w:t>25-1-2026</w:t>
+        <w:t>15-3</w:t>
+      </w:r>
+      <w:r>
+        <w:rPr>
+          <w:rFonts w:ascii="OpenDyslexic" w:eastAsia="Calibri" w:hAnsi="OpenDyslexic" w:cs="Times New Roman"/>
+          <w:sz w:val="28"/>
+          <w:szCs w:val="28"/>
+          <w:lang w:val="nl-NL"/>
+        </w:rPr>
+        <w:t>-2026</w:t>
       </w:r>
       <w:r>
         <w:rPr>
@@ -5155,7 +5183,13 @@
         <w:rPr>
           <w:lang w:val="nl-NL"/>
         </w:rPr>
-        <w:t>25-1-2026</w:t>
+        <w:t>15-3</w:t>
+      </w:r>
+      <w:r>
+        <w:rPr>
+          <w:lang w:val="nl-NL"/>
+        </w:rPr>
+        <w:t>-2026</w:t>
       </w:r>
       <w:r>
         <w:rPr>
@@ -7425,6 +7459,7 @@
   <w:style w:type="character" w:default="1" w:styleId="Standaardalinea-lettertype">
     <w:name w:val="Default Paragraph Font"/>
     <w:uiPriority w:val="1"/>
+    <w:semiHidden/>
     <w:unhideWhenUsed/>
   </w:style>
   <w:style w:type="table" w:default="1" w:styleId="Standaardtabel">
